--- a/chs-v2/public/documents/CHS_PROPERTY_MANAGER_GUIDE.docx
+++ b/chs-v2/public/documents/CHS_PROPERTY_MANAGER_GUIDE.docx
@@ -1314,17 +1314,129 @@
     </w:p>
     <w:p>
       <w:pPr>
-        <w:spacing w:after="120"/>
-      </w:pPr>
+        <w:pStyle w:val="Heading1"/>
+      </w:pPr>
+      <w:r>
+        <w:t>8. Managing a hotel, lodge, event centre or open ground (new, October 2026)</w:t>
+      </w:r>
+    </w:p>
+    <w:p>
+      <w:r>
+        <w:t>If you manage a hospitality property for its owner, you can do the same things the owner can on the Host page: confirm bookings, answer extras, and set the venue profile. These parts are new:</w:t>
+      </w:r>
+    </w:p>
+    <w:p>
       <w:r>
         <w:rPr>
-          <w:i/>
-          <w:iCs/>
-          <w:color w:val="888888"/>
-          <w:sz w:val="20"/>
-          <w:szCs w:val="20"/>
+          <w:b/>
         </w:rPr>
-        <w:t xml:space="preserve">This guide reflects the real, current system — not a planned future version. Every feature described here has been built and tested with real data.</w:t>
+        <w:t xml:space="preserve">Finding a place for your dates. </w:t>
+      </w:r>
+      <w:r>
+        <w:t>On the home page, choose check-in and check-out dates and CHS shows only the hotels, lodges and shortlets that are free on those dates. You can also filter by accessibility (for example step-free access). A host ticks the accessibility features when listing, and they must be true.</w:t>
+      </w:r>
+    </w:p>
+    <w:p>
+      <w:r>
+        <w:rPr>
+          <w:b/>
+        </w:rPr>
+        <w:t xml:space="preserve">Booking several rooms in a hotel or lodge. </w:t>
+      </w:r>
+      <w:r>
+        <w:t>Choose how many rooms and how many adults and children. CHS requests each room as its own booking, linked together. The host confirms the dates, and when it is time to pay you can use "Pay all N rooms at once" instead of paying one room at a time. Your wallet must hold the total. Under Extras you can ask for breakfast, half or full board, an extra bed, airport pickup, laundry, early check-in, late check-out, cleaning or a baby cot; the host answers with a price and you pay through CHS.</w:t>
+      </w:r>
+    </w:p>
+    <w:p>
+      <w:r>
+        <w:rPr>
+          <w:b/>
+        </w:rPr>
+        <w:t xml:space="preserve">Weekly and monthly discounts. </w:t>
+      </w:r>
+      <w:r>
+        <w:t>A host can offer a weekly discount (7 nights or more) and a monthly discount (28 nights or more), up to 50%, from the host page under Stay offers. The guest sees the discount as its own line in the price, and CHS's fees are worked out on the discounted price.</w:t>
+      </w:r>
+    </w:p>
+    <w:p>
+      <w:r>
+        <w:rPr>
+          <w:b/>
+        </w:rPr>
+        <w:t xml:space="preserve">Group and corporate enquiries. </w:t>
+      </w:r>
+      <w:r>
+        <w:t>On a hotel, lodge or shortlet page a guest can send a group enquiry (names, number of guests and rooms, dates, purpose). It goes to the host through CHS. Phone numbers, emails and links are refused, and five enquiries a day is the limit. An enquiry is not a booking; the booking itself is made and paid on CHS.</w:t>
+      </w:r>
+    </w:p>
+    <w:p>
+      <w:r>
+        <w:rPr>
+          <w:b/>
+        </w:rPr>
+        <w:t xml:space="preserve">Ratings. </w:t>
+      </w:r>
+      <w:r>
+        <w:t>A property page shows a summary of its ratings. A guest can rate only after the stay has started, and a rating cannot contain contact details.</w:t>
+      </w:r>
+    </w:p>
+    <w:p>
+      <w:r>
+        <w:rPr>
+          <w:b/>
+        </w:rPr>
+        <w:t xml:space="preserve">Event centres: the advance. </w:t>
+      </w:r>
+      <w:r>
+        <w:t>After the guest pays for an event, CHS holds the money. Shortly before the event (48 hours by default) CHS releases an advance of 60% of what the venue will earn (booking price less the venue's service charge) to the venue's wallet so it can prepare. The rest is released after the event. Services the guest bought for the event work the same way: the venue, or the provider CHS found, gets an advance before the event and the balance after. Admin can release the advance early from Admin, Event Centres, "Release advance now"; CHS-sourced providers are paid from Admin, Service sourcing, payouts. If an event is cancelled after the advance, CHS takes the advance back from the venue first, then refunds the guest under the usual rules; if the venue's wallet is short, the shortfall is recorded and CHS follows it up.</w:t>
+      </w:r>
+    </w:p>
+    <w:p>
+      <w:r>
+        <w:rPr>
+          <w:b/>
+        </w:rPr>
+        <w:t xml:space="preserve">Event centres: documents, capacity and seating. </w:t>
+      </w:r>
+      <w:r>
+        <w:t>The organiser can attach documents to an event booking (permit, police clearance, ID, programme). Only the organiser, the venue and CHS can open them. CHS marks events as routine, managed or enhanced from the type and size, so staff know which ones to look at more closely. The venue sets its licensed capacity (CHS verifies it against the operating permit) and the booking form refuses more guests than that. The venue also lists the seating layouts it can set up, with the most guests each can hold. The guest chooses one under Services and changes, from small diagrams (banquet, theatre, classroom, U-shape, boardroom, standing), and the venue sees the choice.</w:t>
+      </w:r>
+    </w:p>
+    <w:p>
+      <w:r>
+        <w:rPr>
+          <w:b/>
+        </w:rPr>
+        <w:t xml:space="preserve">Open fields and stadiums. </w:t>
+      </w:r>
+      <w:r>
+        <w:t>These are listing types under Hire. The host fills in the ground details (surface, floodlights, toilets, changing rooms, safe crowd limit, rain plan, noise or curfew rules, safety notes) and guests see them on the property page. Booking and fees are the same as for other hire bookings.</w:t>
+      </w:r>
+    </w:p>
+    <w:p>
+      <w:r>
+        <w:rPr>
+          <w:b/>
+        </w:rPr>
+        <w:t xml:space="preserve">Tax (VAT) on CHS fees. </w:t>
+      </w:r>
+      <w:r>
+        <w:t>Admin, Financial, "VAT on CHS fees" has a switch that is OFF until CHS is registered and the accountant confirms the rate. When it is on, VAT is treated as included in CHS's own fee (guests and hosts pay the same amounts), each fee collected is recorded with its VAT part, a refund reverses its entry, and a monthly report with CSV shows the VAT to remit. Only a super admin can change it and a tax ID is required first.</w:t>
+      </w:r>
+    </w:p>
+    <w:p>
+      <w:r>
+        <w:t>Only the owner or manager of a property can change its venue profile, seating capacities, ground details and discounts. Staff cannot.</w:t>
+      </w:r>
+    </w:p>
+    <w:p>
+      <w:r>
+        <w:t>Open the Users Guide, section 19C, for the same text with the screens each feature lives on.</w:t>
+      </w:r>
+    </w:p>
+    <w:p>
+      <w:r>
+        <w:t>This guide reflects the real, current system — not a planned future version. Every feature described here has been built and tested with real data.</w:t>
       </w:r>
     </w:p>
     <w:sectPr>

--- a/chs-v2/public/documents/CHS_PROPERTY_MANAGER_GUIDE.docx
+++ b/chs-v2/public/documents/CHS_PROPERTY_MANAGER_GUIDE.docx
@@ -1422,6 +1422,17 @@
       </w:r>
       <w:r>
         <w:t>Admin, Financial, "VAT on CHS fees" has a switch that is OFF until CHS is registered and the accountant confirms the rate. When it is on, VAT is treated as included in CHS's own fee (guests and hosts pay the same amounts), each fee collected is recorded with its VAT part, a refund reverses its entry, and a monthly report with CSV shows the VAT to remit. Only a super admin can change it and a tax ID is required first.</w:t>
+      </w:r>
+    </w:p>
+    <w:p>
+      <w:r>
+        <w:rPr>
+          <w:b/>
+        </w:rPr>
+        <w:t xml:space="preserve">Handing a hotel, event centre or open ground to CHS to manage. </w:t>
+      </w:r>
+      <w:r>
+        <w:t>On the Host page, open the property and press "Ask CHS to manage this property". Choose how you act (owner, co-owned, power of attorney, company) and upload the documents. Every commercial venue needs proof of ownership plus its operating permit or licence (which states the licensed capacity) and a public liability insurance certificate; event centres and open venues also need a fire safety certificate. CHS checks them and records the agreed fee and term before approving. On a managed venue the management fee (5% of gross revenue plus 10% of gross operating profit) replaces the host-side booking commission: bookings no longer carry it, and the price shown agrees.</w:t>
       </w:r>
     </w:p>
     <w:p>
